--- a/Task Report.docx
+++ b/Task Report.docx
@@ -408,52 +408,20 @@
           <w:sz w:val="22"/>
           <w:szCs w:val="22"/>
         </w:rPr>
-        <w:t>In the future, I plan to address these limitations with a Tratto-style neuro-symbolic design. Instead of letting the LLM freely generate any token sequence, a symbolic front-end will parse the method, mine verbs, objects and qualifiers from the body and signature, and apply a small naming grammar (</w:t>
-      </w:r>
-      <w:r>
-        <w:rPr>
-          <w:rStyle w:val="Strong"/>
-          <w:rFonts w:ascii="Times New Roman" w:hAnsi="Times New Roman"/>
-          <w:b w:val="false"/>
-          <w:bCs w:val="false"/>
-          <w:sz w:val="22"/>
-          <w:szCs w:val="22"/>
-        </w:rPr>
-        <w:t>for instance</w:t>
-      </w:r>
-      <w:r>
-        <w:rPr>
-          <w:rFonts w:ascii="Times New Roman" w:hAnsi="Times New Roman"/>
-          <w:sz w:val="22"/>
-          <w:szCs w:val="22"/>
-        </w:rPr>
-        <w:t xml:space="preserve"> [Prefix] Verb [Object] [Qualifier]) to construct a small candidate set of name subtokens drawn from the actual code and project vocabulary. The LLM will then only act as a semantic selector/reranker over these grammar-consistent candidates, choosing the one that best matches the method’s behavior. This should reduce arbitrary IDs and facet swaps (by constraining available objects and qualifiers), stabilize long composite names (by fixing the token multiset and structure before ranking), and make the overall system more interpretable: the grammar and candidate generation encode explicit naming rules, while the LLM focuses on the fine-grained semantic judgment that pure static heuristics cannot easily capture.</w:t>
+        <w:t>I</w:t>
+      </w:r>
+      <w:r>
+        <w:rPr>
+          <w:rFonts w:ascii="Times New Roman" w:hAnsi="Times New Roman"/>
+          <w:sz w:val="22"/>
+          <w:szCs w:val="22"/>
+        </w:rPr>
+        <w:t>n the future, I plan to address these limitations with a Tratto-style neuro-symbolic design. Instead of letting the LLM freely generate any token sequence, a symbolic front-end will parse the method, mine verbs, objects and qualifiers from the body and signature, and apply a small naming grammar (for example, [Prefix] Verb [Object] [Qualifier]) to construct a small candidate set of name subtokens drawn from the actual code and project vocabulary. On top of this, I would use a secondary LLM as a ranker that receives richer context: project-level naming statistics and conventions, a few representative caller and callee snippets, and the names of neighbouring methods in the same file or class. Given this context and the grammar-generated candidate names (with simple numeric features such as coverage, length and style flags), the ranker LLM would select or re-rank the most appropriate name for that specific project and usage. This should reduce arbitrary IDs and facet swaps (by constraining available objects and qualifiers), stabilize long composite names (by fixing the token multiset and structure before ranking), and better enforce global consistency with the surrounding codebase, while keeping the overall system interpretable: the grammar and candidate generation encode explicit naming rules, and the LLM focuses on fine-grained semantic judgment and style alignment that pure static heuristics cannot easily capture.</w:t>
       </w:r>
     </w:p>
     <w:p>
       <w:pPr>
         <w:pStyle w:val="BodyText"/>
-        <w:bidi w:val="0"/>
-        <w:jc w:val="start"/>
-        <w:rPr>
-          <w:rFonts w:ascii="Times New Roman" w:hAnsi="Times New Roman"/>
-          <w:sz w:val="22"/>
-          <w:szCs w:val="22"/>
-        </w:rPr>
-      </w:pPr>
-      <w:r>
-        <w:rPr>
-          <w:rFonts w:ascii="Times New Roman" w:hAnsi="Times New Roman"/>
-          <w:sz w:val="22"/>
-          <w:szCs w:val="22"/>
-        </w:rPr>
-      </w:r>
-    </w:p>
-    <w:p>
-      <w:pPr>
-        <w:pStyle w:val="BodyText"/>
-        <w:bidi w:val="0"/>
-        <w:jc w:val="start"/>
         <w:rPr>
           <w:rFonts w:ascii="Times New Roman" w:hAnsi="Times New Roman"/>
           <w:sz w:val="22"/>
